--- a/testcases/frontend developer/ramesh.docx
+++ b/testcases/frontend developer/ramesh.docx
@@ -16,6 +16,11 @@
     <w:p>
       <w:r>
         <w:t>HTML, CSS, JavaScript</w:t>
+      </w:r>
+    </w:p>
+    <w:p>
+      <w:r>
+        <w:t>Rest api,react git,java</w:t>
       </w:r>
     </w:p>
     <w:p/>
